--- a/testakten/robotikrecht-roboterflotte-vellbruck-muenchen/21_safety_gate_check.docx
+++ b/testakten/robotikrecht-roboterflotte-vellbruck-muenchen/21_safety_gate_check.docx
@@ -37,7 +37,7 @@
         <w:jc w:val="left"/>
       </w:pPr>
       <w:r>
-        <w:t>Dieses Aktenstück betrifft Meldeschwelle, Sprache, Risiko. Es ist nicht abschließend freigegeben. Die technische Seite spricht in Versionen, Tickets und Parametern; die rechtliche Seite muss daraus Rollen, Zweckbestimmung, Pflichtenkreis und Beweisrisiko bilden.</w:t>
+        <w:t>Dieser Check prüft, ob der Vorfall vom 27.05.2026 die Schwelle zu einer aktiven Warnung oder Meldung überschreitet. Er legt Meldeweg, Sprache und Verantwortliche fest, bevor Dritte kommunizieren.</w:t>
       </w:r>
     </w:p>
     <w:p>
@@ -56,13 +56,7 @@
         <w:pStyle w:val="ListBullet"/>
       </w:pPr>
       <w:r>
-        <w:rPr>
-          <w:b/>
-        </w:rPr>
-        <w:t>Meldeschwelle:</w:t>
-      </w:r>
-      <w:r>
-        <w:t xml:space="preserve"> Die Akte enthält hierzu widersprüchliche Hinweise. Für die rechtliche Bewertung muss geklärt werden, ob die Aussage aus Vertrag, Anleitung, Produktakte, Marketing, Logdaten oder nachträglicher Krisenkommunikation stammt.</w:t>
+        <w:t>Meldeschwelle: Ein ernstes Risiko liegt nahe, wenn sich die Schutzfeldreduzierung ohne Betreiberzutun reproduzieren lässt; dann ist die Behörde aktiv zu informieren, nicht nur auf Anforderung zu antworten.</w:t>
       </w:r>
     </w:p>
     <w:p>
@@ -70,13 +64,7 @@
         <w:pStyle w:val="ListBullet"/>
       </w:pPr>
       <w:r>
-        <w:rPr>
-          <w:b/>
-        </w:rPr>
-        <w:t>Sprache:</w:t>
-      </w:r>
-      <w:r>
-        <w:t xml:space="preserve"> Die Akte enthält hierzu widersprüchliche Hinweise. Für die rechtliche Bewertung muss geklärt werden, ob die Aussage aus Vertrag, Anleitung, Produktakte, Marketing, Logdaten oder nachträglicher Krisenkommunikation stammt.</w:t>
+        <w:t>Sprache: Jede Formulierung gegenüber Behörde und Kunden muss zwischen gesichertem Logbefund und streitiger Wertung trennen; das Wort Rückruf wird nur für die formale Maßnahme verwendet.</w:t>
       </w:r>
     </w:p>
     <w:p>
@@ -84,13 +72,7 @@
         <w:pStyle w:val="ListBullet"/>
       </w:pPr>
       <w:r>
-        <w:rPr>
-          <w:b/>
-        </w:rPr>
-        <w:t>Risiko:</w:t>
-      </w:r>
-      <w:r>
-        <w:t xml:space="preserve"> Die Akte enthält hierzu widersprüchliche Hinweise. Für die rechtliche Bewertung muss geklärt werden, ob die Aussage aus Vertrag, Anleitung, Produktakte, Marketing, Logdaten oder nachträglicher Krisenkommunikation stammt.</w:t>
+        <w:t>Risiko: Bis zur Sperrung des Admin-Menüs besteht das Manipulationsrisiko bei allen elf Flottenkunden fort; das ist der kritischste offene Punkt.</w:t>
       </w:r>
     </w:p>
     <w:p>
@@ -109,7 +91,7 @@
         <w:jc w:val="left"/>
       </w:pPr>
       <w:r>
-        <w:t>Die Unterlage ist bewusst nicht glatt: Vertrieb, Technik, Datenschutz, Qualitätssicherung und Geschäftsführung verwenden nicht immer dieselben Produktnamen. Gerade daraus entsteht das juristische Problem, weil Zweckbestimmung, tatsächliche Nutzung, Werbeaussage und Updatepraxis auseinanderlaufen.</w:t>
+        <w:t>Meldepflichten kommen gegenüber der Marktüberwachung (ernstes Risiko), dem Versicherer (Obliegenheiten) und den Kunden (Produktbeobachtung) in Betracht; die Unfallverursachung ist zwischen Produktlücke und Betreiberänderung streitig.</w:t>
       </w:r>
     </w:p>
     <w:p>
@@ -117,23 +99,7 @@
         <w:jc w:val="left"/>
       </w:pPr>
       <w:r>
-        <w:t>Für die rechtliche Bewertung müssen die technischen Annahmen jeweils mit der Produktakte abgeglichen werden. Eine Risikobeurteilung, die nur den Laborzustand beschreibt, trägt den Pilotbetrieb im Lager oder im Pflegezimmer nicht automatisch.</w:t>
-      </w:r>
-    </w:p>
-    <w:p>
-      <w:pPr>
-        <w:jc w:val="left"/>
-      </w:pPr>
-      <w:r>
-        <w:t>Die Akte enthält mehrere Spuren, die sich gegenseitig widersprechen: Der Betreiber spricht von einem autonomen Flottensystem, die CE-Unterlage von einem assistierten Transportmittel, die Marketingfolien von lernender Umgebungserkennung und die Bedienungsanleitung von festen Sicherheitszonen.</w:t>
-      </w:r>
-    </w:p>
-    <w:p>
-      <w:pPr>
-        <w:jc w:val="left"/>
-      </w:pPr>
-      <w:r>
-        <w:t>Die Kanzlei soll keine finale technische Konformität bescheinigen, sondern entscheiden, welche Unterlagen fehlen, welche Sofortmaßnahmen nötig sind und welche Aussagen gegenüber Behörde, Kunden, Versicherer und Betroffenen vertretbar sind.</w:t>
+        <w:t>Der Betreiber hat den Unfall bereits seiner Berufsgenossenschaft gemeldet; damit ist der Vorfall aktenkundig und eine abgestimmte eigene Kommunikationslinie dringlich.</w:t>
       </w:r>
     </w:p>
     <w:p>
@@ -152,10 +118,7 @@
         <w:pStyle w:val="Heading3"/>
       </w:pPr>
       <w:r>
-        <w:rPr>
-          <w:rFonts w:ascii="Times New Roman" w:hAnsi="Times New Roman"/>
-        </w:rPr>
-        <w:t>Punkt 1</w:t>
+        <w:t>Meldeschwelle</w:t>
       </w:r>
     </w:p>
     <w:p>
@@ -163,7 +126,15 @@
         <w:jc w:val="left"/>
       </w:pPr>
       <w:r>
-        <w:t>Im Gespräch mit Leonie Rottkamp, Bertram Kiendl und Jasper Rodenwald wurde deutlich, dass die Produktlinie nicht mit einer einzigen rechtlichen Schublade erfasst werden kann. Die Vellbruck Robotics GmbH liefert Hardware, Steuerungssoftware, Cloudfunktionen, Wartung und gelegentlich eine kundenspezifische Parametrisierung. Beim Betreiber Münchner Feinlogistik GmbH wurden Schutzfelder verändert, ohne dass klar ist, ob dies vom Admin-Panel gedeckt oder nur technisch möglich war. Der Pflegepilot im St.-Ludgerus-Klinikum München-Sendling verschärft die Lage, weil dort Sensorik, vulnerable Personen und medizinische Nähe zusammentreffen.</w:t>
+        <w:t>Der Reproduktionstest an einer Referenzeinheit wird vor dem 12.06.2026 durchgeführt; das Ergebnis entscheidet zwischen Antwortschreiben und aktiver Meldung.</w:t>
+      </w:r>
+    </w:p>
+    <w:p>
+      <w:pPr>
+        <w:pStyle w:val="Heading3"/>
+      </w:pPr>
+      <w:r>
+        <w:t>Sprache</w:t>
       </w:r>
     </w:p>
     <w:p>
@@ -171,7 +142,7 @@
         <w:jc w:val="left"/>
       </w:pPr>
       <w:r>
-        <w:t>Für die anwaltliche Bearbeitung sollte zu diesem Punkt eine Belegspur angelegt werden: Dokument, Version, Datum, Verfasser, technische Quelle, rechtliche Relevanz und offene Rückfrage. Besonders gefährlich sind Formulierungen wie „selbstlernend“, „voll autonom“, „MDR-ready“, „sicher ohne Schutzzaun“ oder „keine personenbezogenen Daten“, wenn die technische Dokumentation das nicht trägt.</w:t>
+        <w:t>Sprachregelung: Beschrieben werden Events mit Zeitstempel und Konto, nicht Schuldzuweisungen; die Formulierungen gibt die Kanzlei frei, Basis ist das Q&amp;A in Aktenstück 41.</w:t>
       </w:r>
     </w:p>
     <w:p>
@@ -179,10 +150,7 @@
         <w:pStyle w:val="Heading3"/>
       </w:pPr>
       <w:r>
-        <w:rPr>
-          <w:rFonts w:ascii="Times New Roman" w:hAnsi="Times New Roman"/>
-        </w:rPr>
-        <w:t>Punkt 2</w:t>
+        <w:t>Risiko</w:t>
       </w:r>
     </w:p>
     <w:p>
@@ -190,150 +158,7 @@
         <w:jc w:val="left"/>
       </w:pPr>
       <w:r>
-        <w:t>Im Gespräch mit Leonie Rottkamp, Bertram Kiendl und Jasper Rodenwald wurde deutlich, dass die Produktlinie nicht mit einer einzigen rechtlichen Schublade erfasst werden kann. Die Vellbruck Robotics GmbH liefert Hardware, Steuerungssoftware, Cloudfunktionen, Wartung und gelegentlich eine kundenspezifische Parametrisierung. Beim Betreiber Münchner Feinlogistik GmbH wurden Schutzfelder verändert, ohne dass klar ist, ob dies vom Admin-Panel gedeckt oder nur technisch möglich war. Der Pflegepilot im St.-Ludgerus-Klinikum München-Sendling verschärft die Lage, weil dort Sensorik, vulnerable Personen und medizinische Nähe zusammentreffen.</w:t>
-      </w:r>
-    </w:p>
-    <w:p>
-      <w:pPr>
-        <w:jc w:val="left"/>
-      </w:pPr>
-      <w:r>
-        <w:t>Für die anwaltliche Bearbeitung sollte zu diesem Punkt eine Belegspur angelegt werden: Dokument, Version, Datum, Verfasser, technische Quelle, rechtliche Relevanz und offene Rückfrage. Besonders gefährlich sind Formulierungen wie „selbstlernend“, „voll autonom“, „MDR-ready“, „sicher ohne Schutzzaun“ oder „keine personenbezogenen Daten“, wenn die technische Dokumentation das nicht trägt.</w:t>
-      </w:r>
-    </w:p>
-    <w:p>
-      <w:pPr>
-        <w:pStyle w:val="Heading3"/>
-      </w:pPr>
-      <w:r>
-        <w:rPr>
-          <w:rFonts w:ascii="Times New Roman" w:hAnsi="Times New Roman"/>
-        </w:rPr>
-        <w:t>Punkt 3</w:t>
-      </w:r>
-    </w:p>
-    <w:p>
-      <w:pPr>
-        <w:jc w:val="left"/>
-      </w:pPr>
-      <w:r>
-        <w:t>Im Gespräch mit Leonie Rottkamp, Bertram Kiendl und Jasper Rodenwald wurde deutlich, dass die Produktlinie nicht mit einer einzigen rechtlichen Schublade erfasst werden kann. Die Vellbruck Robotics GmbH liefert Hardware, Steuerungssoftware, Cloudfunktionen, Wartung und gelegentlich eine kundenspezifische Parametrisierung. Beim Betreiber Münchner Feinlogistik GmbH wurden Schutzfelder verändert, ohne dass klar ist, ob dies vom Admin-Panel gedeckt oder nur technisch möglich war. Der Pflegepilot im St.-Ludgerus-Klinikum München-Sendling verschärft die Lage, weil dort Sensorik, vulnerable Personen und medizinische Nähe zusammentreffen.</w:t>
-      </w:r>
-    </w:p>
-    <w:p>
-      <w:pPr>
-        <w:jc w:val="left"/>
-      </w:pPr>
-      <w:r>
-        <w:t>Für die anwaltliche Bearbeitung sollte zu diesem Punkt eine Belegspur angelegt werden: Dokument, Version, Datum, Verfasser, technische Quelle, rechtliche Relevanz und offene Rückfrage. Besonders gefährlich sind Formulierungen wie „selbstlernend“, „voll autonom“, „MDR-ready“, „sicher ohne Schutzzaun“ oder „keine personenbezogenen Daten“, wenn die technische Dokumentation das nicht trägt.</w:t>
-      </w:r>
-    </w:p>
-    <w:p>
-      <w:pPr>
-        <w:pStyle w:val="Heading3"/>
-      </w:pPr>
-      <w:r>
-        <w:rPr>
-          <w:rFonts w:ascii="Times New Roman" w:hAnsi="Times New Roman"/>
-        </w:rPr>
-        <w:t>Punkt 4</w:t>
-      </w:r>
-    </w:p>
-    <w:p>
-      <w:pPr>
-        <w:jc w:val="left"/>
-      </w:pPr>
-      <w:r>
-        <w:t>Im Gespräch mit Leonie Rottkamp, Bertram Kiendl und Jasper Rodenwald wurde deutlich, dass die Produktlinie nicht mit einer einzigen rechtlichen Schublade erfasst werden kann. Die Vellbruck Robotics GmbH liefert Hardware, Steuerungssoftware, Cloudfunktionen, Wartung und gelegentlich eine kundenspezifische Parametrisierung. Beim Betreiber Münchner Feinlogistik GmbH wurden Schutzfelder verändert, ohne dass klar ist, ob dies vom Admin-Panel gedeckt oder nur technisch möglich war. Der Pflegepilot im St.-Ludgerus-Klinikum München-Sendling verschärft die Lage, weil dort Sensorik, vulnerable Personen und medizinische Nähe zusammentreffen.</w:t>
-      </w:r>
-    </w:p>
-    <w:p>
-      <w:pPr>
-        <w:jc w:val="left"/>
-      </w:pPr>
-      <w:r>
-        <w:t>Für die anwaltliche Bearbeitung sollte zu diesem Punkt eine Belegspur angelegt werden: Dokument, Version, Datum, Verfasser, technische Quelle, rechtliche Relevanz und offene Rückfrage. Besonders gefährlich sind Formulierungen wie „selbstlernend“, „voll autonom“, „MDR-ready“, „sicher ohne Schutzzaun“ oder „keine personenbezogenen Daten“, wenn die technische Dokumentation das nicht trägt.</w:t>
-      </w:r>
-    </w:p>
-    <w:p>
-      <w:pPr>
-        <w:pStyle w:val="Heading3"/>
-      </w:pPr>
-      <w:r>
-        <w:rPr>
-          <w:rFonts w:ascii="Times New Roman" w:hAnsi="Times New Roman"/>
-        </w:rPr>
-        <w:t>Punkt 5</w:t>
-      </w:r>
-    </w:p>
-    <w:p>
-      <w:pPr>
-        <w:jc w:val="left"/>
-      </w:pPr>
-      <w:r>
-        <w:t>Im Gespräch mit Leonie Rottkamp, Bertram Kiendl und Jasper Rodenwald wurde deutlich, dass die Produktlinie nicht mit einer einzigen rechtlichen Schublade erfasst werden kann. Die Vellbruck Robotics GmbH liefert Hardware, Steuerungssoftware, Cloudfunktionen, Wartung und gelegentlich eine kundenspezifische Parametrisierung. Beim Betreiber Münchner Feinlogistik GmbH wurden Schutzfelder verändert, ohne dass klar ist, ob dies vom Admin-Panel gedeckt oder nur technisch möglich war. Der Pflegepilot im St.-Ludgerus-Klinikum München-Sendling verschärft die Lage, weil dort Sensorik, vulnerable Personen und medizinische Nähe zusammentreffen.</w:t>
-      </w:r>
-    </w:p>
-    <w:p>
-      <w:pPr>
-        <w:jc w:val="left"/>
-      </w:pPr>
-      <w:r>
-        <w:t>Für die anwaltliche Bearbeitung sollte zu diesem Punkt eine Belegspur angelegt werden: Dokument, Version, Datum, Verfasser, technische Quelle, rechtliche Relevanz und offene Rückfrage. Besonders gefährlich sind Formulierungen wie „selbstlernend“, „voll autonom“, „MDR-ready“, „sicher ohne Schutzzaun“ oder „keine personenbezogenen Daten“, wenn die technische Dokumentation das nicht trägt.</w:t>
-      </w:r>
-    </w:p>
-    <w:p>
-      <w:pPr>
-        <w:pStyle w:val="Heading3"/>
-      </w:pPr>
-      <w:r>
-        <w:rPr>
-          <w:rFonts w:ascii="Times New Roman" w:hAnsi="Times New Roman"/>
-        </w:rPr>
-        <w:t>Punkt 6</w:t>
-      </w:r>
-    </w:p>
-    <w:p>
-      <w:pPr>
-        <w:jc w:val="left"/>
-      </w:pPr>
-      <w:r>
-        <w:t>Im Gespräch mit Leonie Rottkamp, Bertram Kiendl und Jasper Rodenwald wurde deutlich, dass die Produktlinie nicht mit einer einzigen rechtlichen Schublade erfasst werden kann. Die Vellbruck Robotics GmbH liefert Hardware, Steuerungssoftware, Cloudfunktionen, Wartung und gelegentlich eine kundenspezifische Parametrisierung. Beim Betreiber Münchner Feinlogistik GmbH wurden Schutzfelder verändert, ohne dass klar ist, ob dies vom Admin-Panel gedeckt oder nur technisch möglich war. Der Pflegepilot im St.-Ludgerus-Klinikum München-Sendling verschärft die Lage, weil dort Sensorik, vulnerable Personen und medizinische Nähe zusammentreffen.</w:t>
-      </w:r>
-    </w:p>
-    <w:p>
-      <w:pPr>
-        <w:jc w:val="left"/>
-      </w:pPr>
-      <w:r>
-        <w:t>Für die anwaltliche Bearbeitung sollte zu diesem Punkt eine Belegspur angelegt werden: Dokument, Version, Datum, Verfasser, technische Quelle, rechtliche Relevanz und offene Rückfrage. Besonders gefährlich sind Formulierungen wie „selbstlernend“, „voll autonom“, „MDR-ready“, „sicher ohne Schutzzaun“ oder „keine personenbezogenen Daten“, wenn die technische Dokumentation das nicht trägt.</w:t>
-      </w:r>
-    </w:p>
-    <w:p>
-      <w:pPr>
-        <w:pStyle w:val="Heading3"/>
-      </w:pPr>
-      <w:r>
-        <w:rPr>
-          <w:rFonts w:ascii="Times New Roman" w:hAnsi="Times New Roman"/>
-        </w:rPr>
-        <w:t>Punkt 7</w:t>
-      </w:r>
-    </w:p>
-    <w:p>
-      <w:pPr>
-        <w:jc w:val="left"/>
-      </w:pPr>
-      <w:r>
-        <w:t>Im Gespräch mit Leonie Rottkamp, Bertram Kiendl und Jasper Rodenwald wurde deutlich, dass die Produktlinie nicht mit einer einzigen rechtlichen Schublade erfasst werden kann. Die Vellbruck Robotics GmbH liefert Hardware, Steuerungssoftware, Cloudfunktionen, Wartung und gelegentlich eine kundenspezifische Parametrisierung. Beim Betreiber Münchner Feinlogistik GmbH wurden Schutzfelder verändert, ohne dass klar ist, ob dies vom Admin-Panel gedeckt oder nur technisch möglich war. Der Pflegepilot im St.-Ludgerus-Klinikum München-Sendling verschärft die Lage, weil dort Sensorik, vulnerable Personen und medizinische Nähe zusammentreffen.</w:t>
-      </w:r>
-    </w:p>
-    <w:p>
-      <w:pPr>
-        <w:jc w:val="left"/>
-      </w:pPr>
-      <w:r>
-        <w:t>Für die anwaltliche Bearbeitung sollte zu diesem Punkt eine Belegspur angelegt werden: Dokument, Version, Datum, Verfasser, technische Quelle, rechtliche Relevanz und offene Rückfrage. Besonders gefährlich sind Formulierungen wie „selbstlernend“, „voll autonom“, „MDR-ready“, „sicher ohne Schutzzaun“ oder „keine personenbezogenen Daten“, wenn die technische Dokumentation das nicht trägt.</w:t>
+        <w:t>Die Konfigurationssperre (Stufe 1 der Field Action) wird deshalb vor jeder weiteren Kommunikation ausgerollt; Vollzug meldet Rodenwald mit Datum je Kunde.</w:t>
       </w:r>
     </w:p>
     <w:p>
@@ -352,7 +177,7 @@
         <w:pStyle w:val="ListBullet"/>
       </w:pPr>
       <w:r>
-        <w:t>Welche Firmware war am Unfalltag tatsächlich aktiv?</w:t>
+        <w:t>Lässt sich die Schutzfeldreduzierung ohne Betreiberzutun reproduzieren?</w:t>
       </w:r>
     </w:p>
     <w:p>
@@ -360,7 +185,7 @@
         <w:pStyle w:val="ListBullet"/>
       </w:pPr>
       <w:r>
-        <w:t>Welche Zweckbestimmung steht in der final ausgelieferten Anleitung?</w:t>
+        <w:t>Ist nach der BG-Meldung des Betreibers eine eigene Behördenmeldung geboten?</w:t>
       </w:r>
     </w:p>
     <w:p>
@@ -368,23 +193,7 @@
         <w:pStyle w:val="ListBullet"/>
       </w:pPr>
       <w:r>
-        <w:t>Welche Schutzfeldänderungen waren technisch möglich und vertraglich erlaubt?</w:t>
-      </w:r>
-    </w:p>
-    <w:p>
-      <w:pPr>
-        <w:pStyle w:val="ListBullet"/>
-      </w:pPr>
-      <w:r>
-        <w:t>Welche personenbezogenen Daten werden lokal, in der Cloud und in Supporttickets verarbeitet?</w:t>
-      </w:r>
-    </w:p>
-    <w:p>
-      <w:pPr>
-        <w:pStyle w:val="ListBullet"/>
-      </w:pPr>
-      <w:r>
-        <w:t>Welche Aussagen wurden gegenüber Kunden, Behörde und Versicherer bereits gemacht?</w:t>
+        <w:t>Wann ist Stufe 1 bei allen elf Kunden vollzogen?</w:t>
       </w:r>
     </w:p>
     <w:sectPr>
